--- a/docs/Presentation.docx
+++ b/docs/Presentation.docx
@@ -15,6 +15,9 @@
         <w:pStyle w:val="Titre2"/>
       </w:pPr>
       <w:r>
+        <w:rPr>
+          <w:noProof/>
+        </w:rPr>
         <w:drawing>
           <wp:anchor distT="0" distB="0" distL="114300" distR="114300" simplePos="0" relativeHeight="251659264" behindDoc="0" locked="0" layoutInCell="1" allowOverlap="1" wp14:anchorId="426B049B" wp14:editId="35864F9F">
             <wp:simplePos x="0" y="0"/>
@@ -77,7 +80,15 @@
     </w:p>
     <w:p>
       <w:r>
-        <w:t>Mesure de l’agitation des molécules. Proportionnel à &lt;Ecin&gt; des molécules.</w:t>
+        <w:t>Mesure de l’agitation des molécules. Proportionnel à &lt;</w:t>
+      </w:r>
+      <w:proofErr w:type="spellStart"/>
+      <w:r>
+        <w:t>Ecin</w:t>
+      </w:r>
+      <w:proofErr w:type="spellEnd"/>
+      <w:r>
+        <w:t>&gt; des molécules.</w:t>
       </w:r>
       <w:r>
         <w:rPr>
@@ -196,114 +207,7 @@
       </w:r>
     </w:p>
     <w:p/>
-    <w:p>
-      <w:r>
-        <w:rPr>
-          <w:noProof/>
-        </w:rPr>
-        <w:drawing>
-          <wp:inline distT="0" distB="0" distL="0" distR="0" wp14:anchorId="221FC99F" wp14:editId="6E3D6D48">
-            <wp:extent cx="3181350" cy="2120901"/>
-            <wp:effectExtent l="0" t="0" r="0" b="0"/>
-            <wp:docPr id="1913810442" name="Image 4"/>
-            <wp:cNvGraphicFramePr>
-              <a:graphicFrameLocks xmlns:a="http://schemas.openxmlformats.org/drawingml/2006/main" noChangeAspect="1"/>
-            </wp:cNvGraphicFramePr>
-            <a:graphic xmlns:a="http://schemas.openxmlformats.org/drawingml/2006/main">
-              <a:graphicData uri="http://schemas.openxmlformats.org/drawingml/2006/picture">
-                <pic:pic xmlns:pic="http://schemas.openxmlformats.org/drawingml/2006/picture">
-                  <pic:nvPicPr>
-                    <pic:cNvPr id="0" name="Picture 7"/>
-                    <pic:cNvPicPr>
-                      <a:picLocks noChangeAspect="1" noChangeArrowheads="1"/>
-                    </pic:cNvPicPr>
-                  </pic:nvPicPr>
-                  <pic:blipFill>
-                    <a:blip r:embed="rId11">
-                      <a:extLst>
-                        <a:ext uri="{28A0092B-C50C-407E-A947-70E740481C1C}">
-                          <a14:useLocalDpi xmlns:a14="http://schemas.microsoft.com/office/drawing/2010/main" val="0"/>
-                        </a:ext>
-                      </a:extLst>
-                    </a:blip>
-                    <a:srcRect/>
-                    <a:stretch>
-                      <a:fillRect/>
-                    </a:stretch>
-                  </pic:blipFill>
-                  <pic:spPr bwMode="auto">
-                    <a:xfrm>
-                      <a:off x="0" y="0"/>
-                      <a:ext cx="3187232" cy="2124822"/>
-                    </a:xfrm>
-                    <a:prstGeom prst="rect">
-                      <a:avLst/>
-                    </a:prstGeom>
-                    <a:noFill/>
-                    <a:ln>
-                      <a:noFill/>
-                    </a:ln>
-                  </pic:spPr>
-                </pic:pic>
-              </a:graphicData>
-            </a:graphic>
-          </wp:inline>
-        </w:drawing>
-      </w:r>
-      <w:r>
-        <w:rPr>
-          <w:noProof/>
-        </w:rPr>
-        <w:drawing>
-          <wp:inline distT="0" distB="0" distL="0" distR="0" wp14:anchorId="4625DFE2" wp14:editId="24957DB6">
-            <wp:extent cx="2995612" cy="1997075"/>
-            <wp:effectExtent l="0" t="0" r="0" b="3175"/>
-            <wp:docPr id="936141813" name="Image 5"/>
-            <wp:cNvGraphicFramePr>
-              <a:graphicFrameLocks xmlns:a="http://schemas.openxmlformats.org/drawingml/2006/main" noChangeAspect="1"/>
-            </wp:cNvGraphicFramePr>
-            <a:graphic xmlns:a="http://schemas.openxmlformats.org/drawingml/2006/main">
-              <a:graphicData uri="http://schemas.openxmlformats.org/drawingml/2006/picture">
-                <pic:pic xmlns:pic="http://schemas.openxmlformats.org/drawingml/2006/picture">
-                  <pic:nvPicPr>
-                    <pic:cNvPr id="0" name="Picture 9"/>
-                    <pic:cNvPicPr>
-                      <a:picLocks noChangeAspect="1" noChangeArrowheads="1"/>
-                    </pic:cNvPicPr>
-                  </pic:nvPicPr>
-                  <pic:blipFill>
-                    <a:blip r:embed="rId12">
-                      <a:extLst>
-                        <a:ext uri="{28A0092B-C50C-407E-A947-70E740481C1C}">
-                          <a14:useLocalDpi xmlns:a14="http://schemas.microsoft.com/office/drawing/2010/main" val="0"/>
-                        </a:ext>
-                      </a:extLst>
-                    </a:blip>
-                    <a:srcRect/>
-                    <a:stretch>
-                      <a:fillRect/>
-                    </a:stretch>
-                  </pic:blipFill>
-                  <pic:spPr bwMode="auto">
-                    <a:xfrm>
-                      <a:off x="0" y="0"/>
-                      <a:ext cx="2997528" cy="1998352"/>
-                    </a:xfrm>
-                    <a:prstGeom prst="rect">
-                      <a:avLst/>
-                    </a:prstGeom>
-                    <a:noFill/>
-                    <a:ln>
-                      <a:noFill/>
-                    </a:ln>
-                  </pic:spPr>
-                </pic:pic>
-              </a:graphicData>
-            </a:graphic>
-          </wp:inline>
-        </w:drawing>
-      </w:r>
-    </w:p>
+    <w:p/>
     <w:p>
       <w:pPr>
         <w:spacing w:after="200" w:line="276" w:lineRule="auto"/>
@@ -323,7 +227,15 @@
     </w:p>
     <w:p>
       <w:r>
-        <w:t>Force moyenne exercée par les particules sur les parois de la box. Dépend de Ecin et de la densité.</w:t>
+        <w:t xml:space="preserve">Force moyenne exercée par les particules sur les parois de la box. Dépend de </w:t>
+      </w:r>
+      <w:proofErr w:type="spellStart"/>
+      <w:r>
+        <w:t>Ecin</w:t>
+      </w:r>
+      <w:proofErr w:type="spellEnd"/>
+      <w:r>
+        <w:t xml:space="preserve"> et de la densité.</w:t>
       </w:r>
       <w:r>
         <w:rPr>
@@ -332,6 +244,9 @@
         <w:t xml:space="preserve"> </w:t>
       </w:r>
       <w:r>
+        <w:rPr>
+          <w:noProof/>
+        </w:rPr>
         <w:drawing>
           <wp:inline distT="0" distB="0" distL="0" distR="0" wp14:anchorId="2104EB0E" wp14:editId="705125FC">
             <wp:extent cx="848783" cy="369982"/>
@@ -348,7 +263,7 @@
                     <pic:cNvPicPr/>
                   </pic:nvPicPr>
                   <pic:blipFill>
-                    <a:blip r:embed="rId13">
+                    <a:blip r:embed="rId11">
                       <a:extLst>
                         <a:ext uri="{28A0092B-C50C-407E-A947-70E740481C1C}">
                           <a14:useLocalDpi xmlns:a14="http://schemas.microsoft.com/office/drawing/2010/main" val="0"/>
@@ -399,7 +314,7 @@
                     </pic:cNvPicPr>
                   </pic:nvPicPr>
                   <pic:blipFill>
-                    <a:blip r:embed="rId14">
+                    <a:blip r:embed="rId12">
                       <a:extLst>
                         <a:ext uri="{28A0092B-C50C-407E-A947-70E740481C1C}">
                           <a14:useLocalDpi xmlns:a14="http://schemas.microsoft.com/office/drawing/2010/main" val="0"/>
@@ -452,7 +367,7 @@
                     </pic:cNvPicPr>
                   </pic:nvPicPr>
                   <pic:blipFill>
-                    <a:blip r:embed="rId15">
+                    <a:blip r:embed="rId13">
                       <a:extLst>
                         <a:ext uri="{28A0092B-C50C-407E-A947-70E740481C1C}">
                           <a14:useLocalDpi xmlns:a14="http://schemas.microsoft.com/office/drawing/2010/main" val="0"/>
@@ -489,6 +404,66 @@
         <w:pStyle w:val="Titre2"/>
       </w:pPr>
       <w:r>
+        <w:rPr>
+          <w:noProof/>
+        </w:rPr>
+        <w:drawing>
+          <wp:anchor distT="0" distB="0" distL="114300" distR="114300" simplePos="0" relativeHeight="251663360" behindDoc="0" locked="0" layoutInCell="1" allowOverlap="1" wp14:anchorId="17679206" wp14:editId="55480959">
+            <wp:simplePos x="0" y="0"/>
+            <wp:positionH relativeFrom="page">
+              <wp:align>center</wp:align>
+            </wp:positionH>
+            <wp:positionV relativeFrom="paragraph">
+              <wp:posOffset>233735</wp:posOffset>
+            </wp:positionV>
+            <wp:extent cx="678532" cy="480985"/>
+            <wp:effectExtent l="0" t="0" r="7620" b="0"/>
+            <wp:wrapNone/>
+            <wp:docPr id="618910248" name="Image 1"/>
+            <wp:cNvGraphicFramePr>
+              <a:graphicFrameLocks xmlns:a="http://schemas.openxmlformats.org/drawingml/2006/main" noChangeAspect="1"/>
+            </wp:cNvGraphicFramePr>
+            <a:graphic xmlns:a="http://schemas.openxmlformats.org/drawingml/2006/main">
+              <a:graphicData uri="http://schemas.openxmlformats.org/drawingml/2006/picture">
+                <pic:pic xmlns:pic="http://schemas.openxmlformats.org/drawingml/2006/picture">
+                  <pic:nvPicPr>
+                    <pic:cNvPr id="618910248" name=""/>
+                    <pic:cNvPicPr/>
+                  </pic:nvPicPr>
+                  <pic:blipFill>
+                    <a:blip r:embed="rId14">
+                      <a:extLst>
+                        <a:ext uri="{28A0092B-C50C-407E-A947-70E740481C1C}">
+                          <a14:useLocalDpi xmlns:a14="http://schemas.microsoft.com/office/drawing/2010/main" val="0"/>
+                        </a:ext>
+                      </a:extLst>
+                    </a:blip>
+                    <a:stretch>
+                      <a:fillRect/>
+                    </a:stretch>
+                  </pic:blipFill>
+                  <pic:spPr>
+                    <a:xfrm>
+                      <a:off x="0" y="0"/>
+                      <a:ext cx="678532" cy="480985"/>
+                    </a:xfrm>
+                    <a:prstGeom prst="rect">
+                      <a:avLst/>
+                    </a:prstGeom>
+                  </pic:spPr>
+                </pic:pic>
+              </a:graphicData>
+            </a:graphic>
+            <wp14:sizeRelH relativeFrom="margin">
+              <wp14:pctWidth>0</wp14:pctWidth>
+            </wp14:sizeRelH>
+            <wp14:sizeRelV relativeFrom="margin">
+              <wp14:pctHeight>0</wp14:pctHeight>
+            </wp14:sizeRelV>
+          </wp:anchor>
+        </w:drawing>
+      </w:r>
+      <w:r>
         <w:t>Densité</w:t>
       </w:r>
     </w:p>
@@ -521,7 +496,7 @@
                     </pic:cNvPicPr>
                   </pic:nvPicPr>
                   <pic:blipFill>
-                    <a:blip r:embed="rId16">
+                    <a:blip r:embed="rId15">
                       <a:extLst>
                         <a:ext uri="{28A0092B-C50C-407E-A947-70E740481C1C}">
                           <a14:useLocalDpi xmlns:a14="http://schemas.microsoft.com/office/drawing/2010/main" val="0"/>
@@ -566,6 +541,9 @@
         <w:pStyle w:val="Titre2"/>
       </w:pPr>
       <w:r>
+        <w:rPr>
+          <w:noProof/>
+        </w:rPr>
         <w:lastRenderedPageBreak/>
         <w:drawing>
           <wp:anchor distT="0" distB="0" distL="114300" distR="114300" simplePos="0" relativeHeight="251662336" behindDoc="0" locked="0" layoutInCell="1" allowOverlap="1" wp14:anchorId="7BD66EFA" wp14:editId="649D33D4">
@@ -591,7 +569,7 @@
                     <pic:cNvPicPr/>
                   </pic:nvPicPr>
                   <pic:blipFill>
-                    <a:blip r:embed="rId17">
+                    <a:blip r:embed="rId16">
                       <a:extLst>
                         <a:ext uri="{28A0092B-C50C-407E-A947-70E740481C1C}">
                           <a14:useLocalDpi xmlns:a14="http://schemas.microsoft.com/office/drawing/2010/main" val="0"/>
@@ -662,7 +640,7 @@
                     </pic:cNvPicPr>
                   </pic:nvPicPr>
                   <pic:blipFill>
-                    <a:blip r:embed="rId18">
+                    <a:blip r:embed="rId17">
                       <a:extLst>
                         <a:ext uri="{28A0092B-C50C-407E-A947-70E740481C1C}">
                           <a14:useLocalDpi xmlns:a14="http://schemas.microsoft.com/office/drawing/2010/main" val="0"/>
@@ -715,7 +693,7 @@
                     </pic:cNvPicPr>
                   </pic:nvPicPr>
                   <pic:blipFill>
-                    <a:blip r:embed="rId19">
+                    <a:blip r:embed="rId18">
                       <a:extLst>
                         <a:ext uri="{28A0092B-C50C-407E-A947-70E740481C1C}">
                           <a14:useLocalDpi xmlns:a14="http://schemas.microsoft.com/office/drawing/2010/main" val="0"/>
@@ -770,7 +748,7 @@
                     </pic:cNvPicPr>
                   </pic:nvPicPr>
                   <pic:blipFill>
-                    <a:blip r:embed="rId20">
+                    <a:blip r:embed="rId19">
                       <a:extLst>
                         <a:ext uri="{28A0092B-C50C-407E-A947-70E740481C1C}">
                           <a14:useLocalDpi xmlns:a14="http://schemas.microsoft.com/office/drawing/2010/main" val="0"/>
@@ -815,6 +793,9 @@
         <w:pStyle w:val="Titre2"/>
       </w:pPr>
       <w:r>
+        <w:rPr>
+          <w:noProof/>
+        </w:rPr>
         <w:lastRenderedPageBreak/>
         <w:drawing>
           <wp:anchor distT="0" distB="0" distL="114300" distR="114300" simplePos="0" relativeHeight="251660288" behindDoc="0" locked="0" layoutInCell="1" allowOverlap="1" wp14:anchorId="1CDF9509" wp14:editId="4D6AF02A">
@@ -840,7 +821,7 @@
                     <pic:cNvPicPr/>
                   </pic:nvPicPr>
                   <pic:blipFill>
-                    <a:blip r:embed="rId21">
+                    <a:blip r:embed="rId20">
                       <a:extLst>
                         <a:ext uri="{28A0092B-C50C-407E-A947-70E740481C1C}">
                           <a14:useLocalDpi xmlns:a14="http://schemas.microsoft.com/office/drawing/2010/main" val="0"/>
@@ -911,7 +892,7 @@
                     </pic:cNvPicPr>
                   </pic:nvPicPr>
                   <pic:blipFill>
-                    <a:blip r:embed="rId22">
+                    <a:blip r:embed="rId21">
                       <a:extLst>
                         <a:ext uri="{28A0092B-C50C-407E-A947-70E740481C1C}">
                           <a14:useLocalDpi xmlns:a14="http://schemas.microsoft.com/office/drawing/2010/main" val="0"/>
@@ -974,7 +955,7 @@
                     </pic:cNvPicPr>
                   </pic:nvPicPr>
                   <pic:blipFill>
-                    <a:blip r:embed="rId23">
+                    <a:blip r:embed="rId22">
                       <a:extLst>
                         <a:ext uri="{28A0092B-C50C-407E-A947-70E740481C1C}">
                           <a14:useLocalDpi xmlns:a14="http://schemas.microsoft.com/office/drawing/2010/main" val="0"/>
@@ -1008,6 +989,9 @@
     </w:p>
     <w:p>
       <w:r>
+        <w:rPr>
+          <w:noProof/>
+        </w:rPr>
         <w:drawing>
           <wp:inline distT="0" distB="0" distL="0" distR="0" wp14:anchorId="007FE639" wp14:editId="3931FDBF">
             <wp:extent cx="2587899" cy="163852"/>
@@ -1024,7 +1008,7 @@
                     <pic:cNvPicPr/>
                   </pic:nvPicPr>
                   <pic:blipFill>
-                    <a:blip r:embed="rId24"/>
+                    <a:blip r:embed="rId23"/>
                     <a:stretch>
                       <a:fillRect/>
                     </a:stretch>
@@ -1059,10 +1043,7 @@
       </w:pPr>
       <w:r>
         <w:lastRenderedPageBreak/>
-        <w:t>Comportement</w:t>
-      </w:r>
-      <w:r>
-        <w:t xml:space="preserve"> de l'atmosphère</w:t>
+        <w:t>Comportement de l'atmosphère</w:t>
       </w:r>
       <w:r>
         <w:t xml:space="preserve"> </w:t>
@@ -1099,7 +1080,7 @@
                     </pic:cNvPicPr>
                   </pic:nvPicPr>
                   <pic:blipFill>
-                    <a:blip r:embed="rId16">
+                    <a:blip r:embed="rId15">
                       <a:extLst>
                         <a:ext uri="{28A0092B-C50C-407E-A947-70E740481C1C}">
                           <a14:useLocalDpi xmlns:a14="http://schemas.microsoft.com/office/drawing/2010/main" val="0"/>
@@ -1167,7 +1148,7 @@
                     </pic:cNvPicPr>
                   </pic:nvPicPr>
                   <pic:blipFill>
-                    <a:blip r:embed="rId15">
+                    <a:blip r:embed="rId13">
                       <a:extLst>
                         <a:ext uri="{28A0092B-C50C-407E-A947-70E740481C1C}">
                           <a14:useLocalDpi xmlns:a14="http://schemas.microsoft.com/office/drawing/2010/main" val="0"/>
@@ -1218,6 +1199,9 @@
     </w:p>
     <w:p>
       <w:r>
+        <w:rPr>
+          <w:noProof/>
+        </w:rPr>
         <w:drawing>
           <wp:anchor distT="0" distB="0" distL="114300" distR="114300" simplePos="0" relativeHeight="251661312" behindDoc="0" locked="0" layoutInCell="1" allowOverlap="1" wp14:anchorId="633C07DC" wp14:editId="5569F4D7">
             <wp:simplePos x="0" y="0"/>
@@ -1242,7 +1226,7 @@
                     <pic:cNvPicPr/>
                   </pic:nvPicPr>
                   <pic:blipFill>
-                    <a:blip r:embed="rId25">
+                    <a:blip r:embed="rId24">
                       <a:extLst>
                         <a:ext uri="{28A0092B-C50C-407E-A947-70E740481C1C}">
                           <a14:useLocalDpi xmlns:a14="http://schemas.microsoft.com/office/drawing/2010/main" val="0"/>
@@ -1275,13 +1259,13 @@
         </w:drawing>
       </w:r>
       <w:r>
-        <w:t xml:space="preserve">Les molécules se séparent car ils ont des différentes masses. L’impacte de la gravité sur une molécule est proportionnel à la masse. </w:t>
-      </w:r>
-    </w:p>
-    <w:p/>
-    <w:p>
-      <w:r>
-        <w:t xml:space="preserve">Semblable à se qui se passe dans la hétérosphère en dessus de la turbopause. </w:t>
+        <w:t>Les molécules se séparent car ils ont des différentes masses. L’</w:t>
+      </w:r>
+      <w:r>
+        <w:t>impact</w:t>
+      </w:r>
+      <w:r>
+        <w:t xml:space="preserve"> de la gravité sur une molécule est proportionnel à la masse. </w:t>
       </w:r>
     </w:p>
     <w:p/>
@@ -1332,7 +1316,7 @@
                     <pic:cNvPicPr/>
                   </pic:nvPicPr>
                   <pic:blipFill>
-                    <a:blip r:embed="rId26"/>
+                    <a:blip r:embed="rId25"/>
                     <a:stretch>
                       <a:fillRect/>
                     </a:stretch>
@@ -1374,7 +1358,7 @@
                     <pic:cNvPicPr/>
                   </pic:nvPicPr>
                   <pic:blipFill>
-                    <a:blip r:embed="rId27"/>
+                    <a:blip r:embed="rId26"/>
                     <a:stretch>
                       <a:fillRect/>
                     </a:stretch>
@@ -1431,7 +1415,7 @@
                     </pic:cNvPicPr>
                   </pic:nvPicPr>
                   <pic:blipFill>
-                    <a:blip r:embed="rId28">
+                    <a:blip r:embed="rId27">
                       <a:extLst>
                         <a:ext uri="{28A0092B-C50C-407E-A947-70E740481C1C}">
                           <a14:useLocalDpi xmlns:a14="http://schemas.microsoft.com/office/drawing/2010/main" val="0"/>
@@ -1477,7 +1461,10 @@
       </w:pPr>
       <w:r>
         <w:lastRenderedPageBreak/>
-        <w:t>Température</w:t>
+        <w:t> É</w:t>
+      </w:r>
+      <w:r>
+        <w:t>quilibre thermodynamique</w:t>
       </w:r>
     </w:p>
     <w:p>
@@ -1485,16 +1472,25 @@
         <w:t>L</w:t>
       </w:r>
       <w:r>
-        <w:t xml:space="preserve">a température devient </w:t>
+        <w:t xml:space="preserve">a température </w:t>
+      </w:r>
+      <w:r>
+        <w:t xml:space="preserve">globale </w:t>
+      </w:r>
+      <w:r>
+        <w:t xml:space="preserve">devient </w:t>
       </w:r>
       <w:r>
         <w:t>constante</w:t>
       </w:r>
       <w:r>
-        <w:t xml:space="preserve"> dans toutes les couches, car les collisions redistribuent l’énergie</w:t>
+        <w:t xml:space="preserve"> car les collisions redistribuent l’énergie</w:t>
       </w:r>
       <w:r>
         <w:t>.</w:t>
+      </w:r>
+      <w:r>
+        <w:t xml:space="preserve"> Mais en local, pour les couches de z on aura quand même des petites fluctuations.</w:t>
       </w:r>
     </w:p>
     <w:p/>
@@ -1504,9 +1500,62 @@
           <w:noProof/>
         </w:rPr>
         <w:drawing>
-          <wp:inline distT="0" distB="0" distL="0" distR="0" wp14:anchorId="05E6C559" wp14:editId="065546BD">
-            <wp:extent cx="5407116" cy="3606146"/>
-            <wp:effectExtent l="0" t="0" r="3175" b="0"/>
+          <wp:inline distT="0" distB="0" distL="0" distR="0" wp14:anchorId="1D6BBA7A" wp14:editId="48DDA014">
+            <wp:extent cx="3205162" cy="2136775"/>
+            <wp:effectExtent l="0" t="0" r="0" b="0"/>
+            <wp:docPr id="1001460771" name="Image 2"/>
+            <wp:cNvGraphicFramePr>
+              <a:graphicFrameLocks xmlns:a="http://schemas.openxmlformats.org/drawingml/2006/main" noChangeAspect="1"/>
+            </wp:cNvGraphicFramePr>
+            <a:graphic xmlns:a="http://schemas.openxmlformats.org/drawingml/2006/main">
+              <a:graphicData uri="http://schemas.openxmlformats.org/drawingml/2006/picture">
+                <pic:pic xmlns:pic="http://schemas.openxmlformats.org/drawingml/2006/picture">
+                  <pic:nvPicPr>
+                    <pic:cNvPr id="0" name="Picture 3"/>
+                    <pic:cNvPicPr>
+                      <a:picLocks noChangeAspect="1" noChangeArrowheads="1"/>
+                    </pic:cNvPicPr>
+                  </pic:nvPicPr>
+                  <pic:blipFill>
+                    <a:blip r:embed="rId9">
+                      <a:extLst>
+                        <a:ext uri="{28A0092B-C50C-407E-A947-70E740481C1C}">
+                          <a14:useLocalDpi xmlns:a14="http://schemas.microsoft.com/office/drawing/2010/main" val="0"/>
+                        </a:ext>
+                      </a:extLst>
+                    </a:blip>
+                    <a:srcRect/>
+                    <a:stretch>
+                      <a:fillRect/>
+                    </a:stretch>
+                  </pic:blipFill>
+                  <pic:spPr bwMode="auto">
+                    <a:xfrm>
+                      <a:off x="0" y="0"/>
+                      <a:ext cx="3208717" cy="2139145"/>
+                    </a:xfrm>
+                    <a:prstGeom prst="rect">
+                      <a:avLst/>
+                    </a:prstGeom>
+                    <a:noFill/>
+                    <a:ln>
+                      <a:noFill/>
+                    </a:ln>
+                  </pic:spPr>
+                </pic:pic>
+              </a:graphicData>
+            </a:graphic>
+          </wp:inline>
+        </w:drawing>
+      </w:r>
+      <w:r>
+        <w:rPr>
+          <w:noProof/>
+        </w:rPr>
+        <w:drawing>
+          <wp:inline distT="0" distB="0" distL="0" distR="0" wp14:anchorId="05E6C559" wp14:editId="4E4E1D0C">
+            <wp:extent cx="3049762" cy="2033966"/>
+            <wp:effectExtent l="0" t="0" r="0" b="4445"/>
             <wp:docPr id="2125953797" name="Image 15"/>
             <wp:cNvGraphicFramePr>
               <a:graphicFrameLocks xmlns:a="http://schemas.openxmlformats.org/drawingml/2006/main" noChangeAspect="1"/>
@@ -1536,7 +1585,7 @@
                   <pic:spPr bwMode="auto">
                     <a:xfrm>
                       <a:off x="0" y="0"/>
-                      <a:ext cx="5421700" cy="3615873"/>
+                      <a:ext cx="3080291" cy="2054327"/>
                     </a:xfrm>
                     <a:prstGeom prst="rect">
                       <a:avLst/>
@@ -1553,9 +1602,14 @@
         </w:drawing>
       </w:r>
     </w:p>
+    <w:p/>
     <w:sectPr>
+      <w:headerReference w:type="even" r:id="rId28"/>
       <w:headerReference w:type="default" r:id="rId29"/>
-      <w:footerReference w:type="default" r:id="rId30"/>
+      <w:footerReference w:type="even" r:id="rId30"/>
+      <w:footerReference w:type="default" r:id="rId31"/>
+      <w:headerReference w:type="first" r:id="rId32"/>
+      <w:footerReference w:type="first" r:id="rId33"/>
       <w:pgSz w:w="11906" w:h="16838" w:code="9"/>
       <w:pgMar w:top="1985" w:right="851" w:bottom="1588" w:left="1134" w:header="851" w:footer="680" w:gutter="0"/>
       <w:cols w:space="708"/>
@@ -1585,6 +1639,16 @@
 </file>
 
 <file path=word/footer1.xml><?xml version="1.0" encoding="utf-8"?>
+<w:ftr xmlns:wpc="http://schemas.microsoft.com/office/word/2010/wordprocessingCanvas" xmlns:cx="http://schemas.microsoft.com/office/drawing/2014/chartex" xmlns:cx1="http://schemas.microsoft.com/office/drawing/2015/9/8/chartex" xmlns:cx2="http://schemas.microsoft.com/office/drawing/2015/10/21/chartex" xmlns:cx3="http://schemas.microsoft.com/office/drawing/2016/5/9/chartex" xmlns:cx4="http://schemas.microsoft.com/office/drawing/2016/5/10/chartex" xmlns:cx5="http://schemas.microsoft.com/office/drawing/2016/5/11/chartex" xmlns:cx6="http://schemas.microsoft.com/office/drawing/2016/5/12/chartex" xmlns:cx7="http://schemas.microsoft.com/office/drawing/2016/5/13/chartex" xmlns:cx8="http://schemas.microsoft.com/office/drawing/2016/5/14/chartex" xmlns:mc="http://schemas.openxmlformats.org/markup-compatibility/2006" xmlns:aink="http://schemas.microsoft.com/office/drawing/2016/ink" xmlns:am3d="http://schemas.microsoft.com/office/drawing/2017/model3d" xmlns:o="urn:schemas-microsoft-com:office:office" xmlns:oel="http://schemas.microsoft.com/office/2019/extlst" xmlns:r="http://schemas.openxmlformats.org/officeDocument/2006/relationships" xmlns:m="http://schemas.openxmlformats.org/officeDocument/2006/math" xmlns:v="urn:schemas-microsoft-com:vml" xmlns:wp14="http://schemas.microsoft.com/office/word/2010/wordprocessingDrawing" xmlns:wp="http://schemas.openxmlformats.org/drawingml/2006/wordprocessingDrawing" xmlns:w10="urn:schemas-microsoft-com:office:word" xmlns:w="http://schemas.openxmlformats.org/wordprocessingml/2006/main" xmlns:w14="http://schemas.microsoft.com/office/word/2010/wordml" xmlns:w15="http://schemas.microsoft.com/office/word/2012/wordml" xmlns:w16cex="http://schemas.microsoft.com/office/word/2018/wordml/cex" xmlns:w16cid="http://schemas.microsoft.com/office/word/2016/wordml/cid" xmlns:w16="http://schemas.microsoft.com/office/word/2018/wordml" xmlns:w16du="http://schemas.microsoft.com/office/word/2023/wordml/word16du" xmlns:w16sdtdh="http://schemas.microsoft.com/office/word/2020/wordml/sdtdatahash" xmlns:w16sdtfl="http://schemas.microsoft.com/office/word/2024/wordml/sdtformatlock" xmlns:w16se="http://schemas.microsoft.com/office/word/2015/wordml/symex" xmlns:wpg="http://schemas.microsoft.com/office/word/2010/wordprocessingGroup" xmlns:wpi="http://schemas.microsoft.com/office/word/2010/wordprocessingInk" xmlns:wne="http://schemas.microsoft.com/office/word/2006/wordml" xmlns:wps="http://schemas.microsoft.com/office/word/2010/wordprocessingShape" mc:Ignorable="w14 w15 w16se w16cid w16 w16cex w16sdtdh w16sdtfl w16du wp14">
+  <w:p>
+    <w:pPr>
+      <w:pStyle w:val="Pieddepage"/>
+    </w:pPr>
+  </w:p>
+</w:ftr>
+</file>
+
+<file path=word/footer2.xml><?xml version="1.0" encoding="utf-8"?>
 <w:ftr xmlns:wpc="http://schemas.microsoft.com/office/word/2010/wordprocessingCanvas" xmlns:cx="http://schemas.microsoft.com/office/drawing/2014/chartex" xmlns:cx1="http://schemas.microsoft.com/office/drawing/2015/9/8/chartex" xmlns:cx2="http://schemas.microsoft.com/office/drawing/2015/10/21/chartex" xmlns:cx3="http://schemas.microsoft.com/office/drawing/2016/5/9/chartex" xmlns:cx4="http://schemas.microsoft.com/office/drawing/2016/5/10/chartex" xmlns:cx5="http://schemas.microsoft.com/office/drawing/2016/5/11/chartex" xmlns:cx6="http://schemas.microsoft.com/office/drawing/2016/5/12/chartex" xmlns:cx7="http://schemas.microsoft.com/office/drawing/2016/5/13/chartex" xmlns:cx8="http://schemas.microsoft.com/office/drawing/2016/5/14/chartex" xmlns:mc="http://schemas.openxmlformats.org/markup-compatibility/2006" xmlns:aink="http://schemas.microsoft.com/office/drawing/2016/ink" xmlns:am3d="http://schemas.microsoft.com/office/drawing/2017/model3d" xmlns:o="urn:schemas-microsoft-com:office:office" xmlns:oel="http://schemas.microsoft.com/office/2019/extlst" xmlns:r="http://schemas.openxmlformats.org/officeDocument/2006/relationships" xmlns:m="http://schemas.openxmlformats.org/officeDocument/2006/math" xmlns:v="urn:schemas-microsoft-com:vml" xmlns:wp14="http://schemas.microsoft.com/office/word/2010/wordprocessingDrawing" xmlns:wp="http://schemas.openxmlformats.org/drawingml/2006/wordprocessingDrawing" xmlns:w10="urn:schemas-microsoft-com:office:word" xmlns:w="http://schemas.openxmlformats.org/wordprocessingml/2006/main" xmlns:w14="http://schemas.microsoft.com/office/word/2010/wordml" xmlns:w15="http://schemas.microsoft.com/office/word/2012/wordml" xmlns:w16cex="http://schemas.microsoft.com/office/word/2018/wordml/cex" xmlns:w16cid="http://schemas.microsoft.com/office/word/2016/wordml/cid" xmlns:w16="http://schemas.microsoft.com/office/word/2018/wordml" xmlns:w16du="http://schemas.microsoft.com/office/word/2023/wordml/word16du" xmlns:w16sdtdh="http://schemas.microsoft.com/office/word/2020/wordml/sdtdatahash" xmlns:w16sdtfl="http://schemas.microsoft.com/office/word/2024/wordml/sdtformatlock" xmlns:w16se="http://schemas.microsoft.com/office/word/2015/wordml/symex" xmlns:wpg="http://schemas.microsoft.com/office/word/2010/wordprocessingGroup" xmlns:wpi="http://schemas.microsoft.com/office/word/2010/wordprocessingInk" xmlns:wne="http://schemas.microsoft.com/office/word/2006/wordml" xmlns:wps="http://schemas.microsoft.com/office/word/2010/wordprocessingShape" mc:Ignorable="w14 w15 w16se w16cid w16 w16cex w16sdtdh w16sdtfl w16du wp14">
   <w:tbl>
     <w:tblPr>
@@ -1810,6 +1874,16 @@
 </w:ftr>
 </file>
 
+<file path=word/footer3.xml><?xml version="1.0" encoding="utf-8"?>
+<w:ftr xmlns:wpc="http://schemas.microsoft.com/office/word/2010/wordprocessingCanvas" xmlns:cx="http://schemas.microsoft.com/office/drawing/2014/chartex" xmlns:cx1="http://schemas.microsoft.com/office/drawing/2015/9/8/chartex" xmlns:cx2="http://schemas.microsoft.com/office/drawing/2015/10/21/chartex" xmlns:cx3="http://schemas.microsoft.com/office/drawing/2016/5/9/chartex" xmlns:cx4="http://schemas.microsoft.com/office/drawing/2016/5/10/chartex" xmlns:cx5="http://schemas.microsoft.com/office/drawing/2016/5/11/chartex" xmlns:cx6="http://schemas.microsoft.com/office/drawing/2016/5/12/chartex" xmlns:cx7="http://schemas.microsoft.com/office/drawing/2016/5/13/chartex" xmlns:cx8="http://schemas.microsoft.com/office/drawing/2016/5/14/chartex" xmlns:mc="http://schemas.openxmlformats.org/markup-compatibility/2006" xmlns:aink="http://schemas.microsoft.com/office/drawing/2016/ink" xmlns:am3d="http://schemas.microsoft.com/office/drawing/2017/model3d" xmlns:o="urn:schemas-microsoft-com:office:office" xmlns:oel="http://schemas.microsoft.com/office/2019/extlst" xmlns:r="http://schemas.openxmlformats.org/officeDocument/2006/relationships" xmlns:m="http://schemas.openxmlformats.org/officeDocument/2006/math" xmlns:v="urn:schemas-microsoft-com:vml" xmlns:wp14="http://schemas.microsoft.com/office/word/2010/wordprocessingDrawing" xmlns:wp="http://schemas.openxmlformats.org/drawingml/2006/wordprocessingDrawing" xmlns:w10="urn:schemas-microsoft-com:office:word" xmlns:w="http://schemas.openxmlformats.org/wordprocessingml/2006/main" xmlns:w14="http://schemas.microsoft.com/office/word/2010/wordml" xmlns:w15="http://schemas.microsoft.com/office/word/2012/wordml" xmlns:w16cex="http://schemas.microsoft.com/office/word/2018/wordml/cex" xmlns:w16cid="http://schemas.microsoft.com/office/word/2016/wordml/cid" xmlns:w16="http://schemas.microsoft.com/office/word/2018/wordml" xmlns:w16du="http://schemas.microsoft.com/office/word/2023/wordml/word16du" xmlns:w16sdtdh="http://schemas.microsoft.com/office/word/2020/wordml/sdtdatahash" xmlns:w16sdtfl="http://schemas.microsoft.com/office/word/2024/wordml/sdtformatlock" xmlns:w16se="http://schemas.microsoft.com/office/word/2015/wordml/symex" xmlns:wpg="http://schemas.microsoft.com/office/word/2010/wordprocessingGroup" xmlns:wpi="http://schemas.microsoft.com/office/word/2010/wordprocessingInk" xmlns:wne="http://schemas.microsoft.com/office/word/2006/wordml" xmlns:wps="http://schemas.microsoft.com/office/word/2010/wordprocessingShape" mc:Ignorable="w14 w15 w16se w16cid w16 w16cex w16sdtdh w16sdtfl w16du wp14">
+  <w:p>
+    <w:pPr>
+      <w:pStyle w:val="Pieddepage"/>
+    </w:pPr>
+  </w:p>
+</w:ftr>
+</file>
+
 <file path=word/footnotes.xml><?xml version="1.0" encoding="utf-8"?>
 <w:footnotes xmlns:wpc="http://schemas.microsoft.com/office/word/2010/wordprocessingCanvas" xmlns:cx="http://schemas.microsoft.com/office/drawing/2014/chartex" xmlns:cx1="http://schemas.microsoft.com/office/drawing/2015/9/8/chartex" xmlns:cx2="http://schemas.microsoft.com/office/drawing/2015/10/21/chartex" xmlns:cx3="http://schemas.microsoft.com/office/drawing/2016/5/9/chartex" xmlns:cx4="http://schemas.microsoft.com/office/drawing/2016/5/10/chartex" xmlns:cx5="http://schemas.microsoft.com/office/drawing/2016/5/11/chartex" xmlns:cx6="http://schemas.microsoft.com/office/drawing/2016/5/12/chartex" xmlns:cx7="http://schemas.microsoft.com/office/drawing/2016/5/13/chartex" xmlns:cx8="http://schemas.microsoft.com/office/drawing/2016/5/14/chartex" xmlns:mc="http://schemas.openxmlformats.org/markup-compatibility/2006" xmlns:aink="http://schemas.microsoft.com/office/drawing/2016/ink" xmlns:am3d="http://schemas.microsoft.com/office/drawing/2017/model3d" xmlns:o="urn:schemas-microsoft-com:office:office" xmlns:oel="http://schemas.microsoft.com/office/2019/extlst" xmlns:r="http://schemas.openxmlformats.org/officeDocument/2006/relationships" xmlns:m="http://schemas.openxmlformats.org/officeDocument/2006/math" xmlns:v="urn:schemas-microsoft-com:vml" xmlns:wp14="http://schemas.microsoft.com/office/word/2010/wordprocessingDrawing" xmlns:wp="http://schemas.openxmlformats.org/drawingml/2006/wordprocessingDrawing" xmlns:w10="urn:schemas-microsoft-com:office:word" xmlns:w="http://schemas.openxmlformats.org/wordprocessingml/2006/main" xmlns:w14="http://schemas.microsoft.com/office/word/2010/wordml" xmlns:w15="http://schemas.microsoft.com/office/word/2012/wordml" xmlns:w16cex="http://schemas.microsoft.com/office/word/2018/wordml/cex" xmlns:w16cid="http://schemas.microsoft.com/office/word/2016/wordml/cid" xmlns:w16="http://schemas.microsoft.com/office/word/2018/wordml" xmlns:w16du="http://schemas.microsoft.com/office/word/2023/wordml/word16du" xmlns:w16sdtdh="http://schemas.microsoft.com/office/word/2020/wordml/sdtdatahash" xmlns:w16sdtfl="http://schemas.microsoft.com/office/word/2024/wordml/sdtformatlock" xmlns:w16se="http://schemas.microsoft.com/office/word/2015/wordml/symex" xmlns:wpg="http://schemas.microsoft.com/office/word/2010/wordprocessingGroup" xmlns:wpi="http://schemas.microsoft.com/office/word/2010/wordprocessingInk" xmlns:wne="http://schemas.microsoft.com/office/word/2006/wordml" xmlns:wps="http://schemas.microsoft.com/office/word/2010/wordprocessingShape" mc:Ignorable="w14 w15 w16se w16cid w16 w16cex w16sdtdh w16sdtfl w16du wp14">
   <w:footnote w:type="separator" w:id="-1">
@@ -1830,6 +1904,16 @@
 </file>
 
 <file path=word/header1.xml><?xml version="1.0" encoding="utf-8"?>
+<w:hdr xmlns:wpc="http://schemas.microsoft.com/office/word/2010/wordprocessingCanvas" xmlns:cx="http://schemas.microsoft.com/office/drawing/2014/chartex" xmlns:cx1="http://schemas.microsoft.com/office/drawing/2015/9/8/chartex" xmlns:cx2="http://schemas.microsoft.com/office/drawing/2015/10/21/chartex" xmlns:cx3="http://schemas.microsoft.com/office/drawing/2016/5/9/chartex" xmlns:cx4="http://schemas.microsoft.com/office/drawing/2016/5/10/chartex" xmlns:cx5="http://schemas.microsoft.com/office/drawing/2016/5/11/chartex" xmlns:cx6="http://schemas.microsoft.com/office/drawing/2016/5/12/chartex" xmlns:cx7="http://schemas.microsoft.com/office/drawing/2016/5/13/chartex" xmlns:cx8="http://schemas.microsoft.com/office/drawing/2016/5/14/chartex" xmlns:mc="http://schemas.openxmlformats.org/markup-compatibility/2006" xmlns:aink="http://schemas.microsoft.com/office/drawing/2016/ink" xmlns:am3d="http://schemas.microsoft.com/office/drawing/2017/model3d" xmlns:o="urn:schemas-microsoft-com:office:office" xmlns:oel="http://schemas.microsoft.com/office/2019/extlst" xmlns:r="http://schemas.openxmlformats.org/officeDocument/2006/relationships" xmlns:m="http://schemas.openxmlformats.org/officeDocument/2006/math" xmlns:v="urn:schemas-microsoft-com:vml" xmlns:wp14="http://schemas.microsoft.com/office/word/2010/wordprocessingDrawing" xmlns:wp="http://schemas.openxmlformats.org/drawingml/2006/wordprocessingDrawing" xmlns:w10="urn:schemas-microsoft-com:office:word" xmlns:w="http://schemas.openxmlformats.org/wordprocessingml/2006/main" xmlns:w14="http://schemas.microsoft.com/office/word/2010/wordml" xmlns:w15="http://schemas.microsoft.com/office/word/2012/wordml" xmlns:w16cex="http://schemas.microsoft.com/office/word/2018/wordml/cex" xmlns:w16cid="http://schemas.microsoft.com/office/word/2016/wordml/cid" xmlns:w16="http://schemas.microsoft.com/office/word/2018/wordml" xmlns:w16du="http://schemas.microsoft.com/office/word/2023/wordml/word16du" xmlns:w16sdtdh="http://schemas.microsoft.com/office/word/2020/wordml/sdtdatahash" xmlns:w16sdtfl="http://schemas.microsoft.com/office/word/2024/wordml/sdtformatlock" xmlns:w16se="http://schemas.microsoft.com/office/word/2015/wordml/symex" xmlns:wpg="http://schemas.microsoft.com/office/word/2010/wordprocessingGroup" xmlns:wpi="http://schemas.microsoft.com/office/word/2010/wordprocessingInk" xmlns:wne="http://schemas.microsoft.com/office/word/2006/wordml" xmlns:wps="http://schemas.microsoft.com/office/word/2010/wordprocessingShape" mc:Ignorable="w14 w15 w16se w16cid w16 w16cex w16sdtdh w16sdtfl w16du wp14">
+  <w:p>
+    <w:pPr>
+      <w:pStyle w:val="En-tte"/>
+    </w:pPr>
+  </w:p>
+</w:hdr>
+</file>
+
+<file path=word/header2.xml><?xml version="1.0" encoding="utf-8"?>
 <w:hdr xmlns:wpc="http://schemas.microsoft.com/office/word/2010/wordprocessingCanvas" xmlns:cx="http://schemas.microsoft.com/office/drawing/2014/chartex" xmlns:cx1="http://schemas.microsoft.com/office/drawing/2015/9/8/chartex" xmlns:cx2="http://schemas.microsoft.com/office/drawing/2015/10/21/chartex" xmlns:cx3="http://schemas.microsoft.com/office/drawing/2016/5/9/chartex" xmlns:cx4="http://schemas.microsoft.com/office/drawing/2016/5/10/chartex" xmlns:cx5="http://schemas.microsoft.com/office/drawing/2016/5/11/chartex" xmlns:cx6="http://schemas.microsoft.com/office/drawing/2016/5/12/chartex" xmlns:cx7="http://schemas.microsoft.com/office/drawing/2016/5/13/chartex" xmlns:cx8="http://schemas.microsoft.com/office/drawing/2016/5/14/chartex" xmlns:mc="http://schemas.openxmlformats.org/markup-compatibility/2006" xmlns:aink="http://schemas.microsoft.com/office/drawing/2016/ink" xmlns:am3d="http://schemas.microsoft.com/office/drawing/2017/model3d" xmlns:o="urn:schemas-microsoft-com:office:office" xmlns:oel="http://schemas.microsoft.com/office/2019/extlst" xmlns:r="http://schemas.openxmlformats.org/officeDocument/2006/relationships" xmlns:m="http://schemas.openxmlformats.org/officeDocument/2006/math" xmlns:v="urn:schemas-microsoft-com:vml" xmlns:wp14="http://schemas.microsoft.com/office/word/2010/wordprocessingDrawing" xmlns:wp="http://schemas.openxmlformats.org/drawingml/2006/wordprocessingDrawing" xmlns:w10="urn:schemas-microsoft-com:office:word" xmlns:w="http://schemas.openxmlformats.org/wordprocessingml/2006/main" xmlns:w14="http://schemas.microsoft.com/office/word/2010/wordml" xmlns:w15="http://schemas.microsoft.com/office/word/2012/wordml" xmlns:w16cex="http://schemas.microsoft.com/office/word/2018/wordml/cex" xmlns:w16cid="http://schemas.microsoft.com/office/word/2016/wordml/cid" xmlns:w16="http://schemas.microsoft.com/office/word/2018/wordml" xmlns:w16du="http://schemas.microsoft.com/office/word/2023/wordml/word16du" xmlns:w16sdtdh="http://schemas.microsoft.com/office/word/2020/wordml/sdtdatahash" xmlns:w16sdtfl="http://schemas.microsoft.com/office/word/2024/wordml/sdtformatlock" xmlns:w16se="http://schemas.microsoft.com/office/word/2015/wordml/symex" xmlns:wpg="http://schemas.microsoft.com/office/word/2010/wordprocessingGroup" xmlns:wpi="http://schemas.microsoft.com/office/word/2010/wordprocessingInk" xmlns:wne="http://schemas.microsoft.com/office/word/2006/wordml" xmlns:wps="http://schemas.microsoft.com/office/word/2010/wordprocessingShape" mc:Ignorable="w14 w15 w16se w16cid w16 w16cex w16sdtdh w16sdtfl w16du wp14">
   <w:tbl>
     <w:tblPr>
@@ -1980,14 +2064,6 @@
               <w:szCs w:val="20"/>
             </w:rPr>
           </w:pPr>
-          <w:r>
-            <w:rPr>
-              <w:rFonts w:cs="Arial"/>
-              <w:sz w:val="20"/>
-              <w:szCs w:val="20"/>
-            </w:rPr>
-            <w:t>Cours</w:t>
-          </w:r>
         </w:p>
       </w:tc>
       <w:tc>
@@ -2013,6 +2089,16 @@
       </w:tc>
     </w:tr>
   </w:tbl>
+  <w:p>
+    <w:pPr>
+      <w:pStyle w:val="En-tte"/>
+    </w:pPr>
+  </w:p>
+</w:hdr>
+</file>
+
+<file path=word/header3.xml><?xml version="1.0" encoding="utf-8"?>
+<w:hdr xmlns:wpc="http://schemas.microsoft.com/office/word/2010/wordprocessingCanvas" xmlns:cx="http://schemas.microsoft.com/office/drawing/2014/chartex" xmlns:cx1="http://schemas.microsoft.com/office/drawing/2015/9/8/chartex" xmlns:cx2="http://schemas.microsoft.com/office/drawing/2015/10/21/chartex" xmlns:cx3="http://schemas.microsoft.com/office/drawing/2016/5/9/chartex" xmlns:cx4="http://schemas.microsoft.com/office/drawing/2016/5/10/chartex" xmlns:cx5="http://schemas.microsoft.com/office/drawing/2016/5/11/chartex" xmlns:cx6="http://schemas.microsoft.com/office/drawing/2016/5/12/chartex" xmlns:cx7="http://schemas.microsoft.com/office/drawing/2016/5/13/chartex" xmlns:cx8="http://schemas.microsoft.com/office/drawing/2016/5/14/chartex" xmlns:mc="http://schemas.openxmlformats.org/markup-compatibility/2006" xmlns:aink="http://schemas.microsoft.com/office/drawing/2016/ink" xmlns:am3d="http://schemas.microsoft.com/office/drawing/2017/model3d" xmlns:o="urn:schemas-microsoft-com:office:office" xmlns:oel="http://schemas.microsoft.com/office/2019/extlst" xmlns:r="http://schemas.openxmlformats.org/officeDocument/2006/relationships" xmlns:m="http://schemas.openxmlformats.org/officeDocument/2006/math" xmlns:v="urn:schemas-microsoft-com:vml" xmlns:wp14="http://schemas.microsoft.com/office/word/2010/wordprocessingDrawing" xmlns:wp="http://schemas.openxmlformats.org/drawingml/2006/wordprocessingDrawing" xmlns:w10="urn:schemas-microsoft-com:office:word" xmlns:w="http://schemas.openxmlformats.org/wordprocessingml/2006/main" xmlns:w14="http://schemas.microsoft.com/office/word/2010/wordml" xmlns:w15="http://schemas.microsoft.com/office/word/2012/wordml" xmlns:w16cex="http://schemas.microsoft.com/office/word/2018/wordml/cex" xmlns:w16cid="http://schemas.microsoft.com/office/word/2016/wordml/cid" xmlns:w16="http://schemas.microsoft.com/office/word/2018/wordml" xmlns:w16du="http://schemas.microsoft.com/office/word/2023/wordml/word16du" xmlns:w16sdtdh="http://schemas.microsoft.com/office/word/2020/wordml/sdtdatahash" xmlns:w16sdtfl="http://schemas.microsoft.com/office/word/2024/wordml/sdtformatlock" xmlns:w16se="http://schemas.microsoft.com/office/word/2015/wordml/symex" xmlns:wpg="http://schemas.microsoft.com/office/word/2010/wordprocessingGroup" xmlns:wpi="http://schemas.microsoft.com/office/word/2010/wordprocessingInk" xmlns:wne="http://schemas.microsoft.com/office/word/2006/wordml" xmlns:wps="http://schemas.microsoft.com/office/word/2010/wordprocessingShape" mc:Ignorable="w14 w15 w16se w16cid w16 w16cex w16sdtdh w16sdtfl w16du wp14">
   <w:p>
     <w:pPr>
       <w:pStyle w:val="En-tte"/>
@@ -3570,6 +3656,7 @@
   <w:style w:type="character" w:default="1" w:styleId="Policepardfaut">
     <w:name w:val="Default Paragraph Font"/>
     <w:uiPriority w:val="1"/>
+    <w:semiHidden/>
     <w:unhideWhenUsed/>
   </w:style>
   <w:style w:type="table" w:default="1" w:styleId="TableauNormal">
